--- a/report/report.docx
+++ b/report/report.docx
@@ -148,7 +148,7 @@
           <w:sz w:val="22"/>
           <w:szCs w:val="22"/>
         </w:rPr>
-        <w:t xml:space="preserve">Our central finding is that AI maturity score and AI adoption rate are the most consistent predictors of revenue growth across both models. Companies that have moved beyond early-stage AI adoption and built organizational capability around AI tend to outperform those that spend heavily on AI tools without the underlying infrastructure to use them effectively.</w:t>
+        <w:t>Our central finding is that productivity_change_percent (workforce productivity improvement) and ai_adoption_rate are the most consistent predictors of revenue growth across both models. Companies that have moved beyond early-stage AI adoption and built organizational capability around AI tend to outperform those that spend heavily on AI tools without the underlying infrastructure to use them effectively.</w:t>
       </w:r>
     </w:p>
     <w:p>
@@ -1607,23 +1607,6 @@
     </w:p>
     <w:p>
       <w:pPr>
-        <w:spacing w:after="80" w:before="80" w:line="276"/>
-        <w:jc w:val="both"/>
-      </w:pPr>
-      <w:r>
-        <w:rPr>
-          <w:rFonts w:ascii="Arial" w:cs="Arial" w:eastAsia="Arial" w:hAnsi="Arial"/>
-          <w:i/>
-          <w:iCs/>
-          <w:color w:val="CC3300"/>
-          <w:sz w:val="22"/>
-          <w:szCs w:val="22"/>
-        </w:rPr>
-        <w:t xml:space="preserve">[NOTE FOR STUDENT: Insert figures from the figures/ or report/ folder here. Right-click each .png in the folder and insert into this section. Add a 1-2 sentence caption below each figure. Figures needed: fig_target_dist.png, fig_revenue_by_industry.png, fig_correlation.png, fig_revenue_by_size.png, fig_lr_coefficients.png, fig_lr_actual_vs_pred.png, fig_rf_importance.png, fig_model_comparison.png]</w:t>
-      </w:r>
-    </w:p>
-    <w:p>
-      <w:pPr>
         <w:spacing w:after="0" w:before="0"/>
       </w:pPr>
       <w:r>
@@ -1653,6 +1636,45 @@
     </w:p>
     <w:p>
       <w:pPr>
+        <w:jc w:val="center"/>
+      </w:pPr>
+      <w:r>
+        <w:drawing>
+          <wp:inline xmlns:a="http://schemas.openxmlformats.org/drawingml/2006/main" xmlns:pic="http://schemas.openxmlformats.org/drawingml/2006/picture">
+            <wp:extent cx="5029200" cy="1746755"/>
+            <wp:docPr id="1" name="Picture 1"/>
+            <wp:cNvGraphicFramePr>
+              <a:graphicFrameLocks noChangeAspect="1"/>
+            </wp:cNvGraphicFramePr>
+            <a:graphic>
+              <a:graphicData uri="http://schemas.openxmlformats.org/drawingml/2006/picture">
+                <pic:pic>
+                  <pic:nvPicPr>
+                    <pic:cNvPr id="0" name="fig_target_dist.png"/>
+                    <pic:cNvPicPr/>
+                  </pic:nvPicPr>
+                  <pic:blipFill>
+                    <a:blip r:embed="rId10"/>
+                    <a:stretch>
+                      <a:fillRect/>
+                    </a:stretch>
+                  </pic:blipFill>
+                  <pic:spPr>
+                    <a:xfrm>
+                      <a:off x="0" y="0"/>
+                      <a:ext cx="5029200" cy="1746755"/>
+                    </a:xfrm>
+                    <a:prstGeom prst="rect"/>
+                  </pic:spPr>
+                </pic:pic>
+              </a:graphicData>
+            </a:graphic>
+          </wp:inline>
+        </w:drawing>
+      </w:r>
+    </w:p>
+    <w:p>
+      <w:pPr>
         <w:spacing w:after="80" w:before="80" w:line="276"/>
         <w:jc w:val="both"/>
       </w:pPr>
@@ -1662,7 +1684,7 @@
           <w:sz w:val="22"/>
           <w:szCs w:val="22"/>
         </w:rPr>
-        <w:t xml:space="preserve">Revenue growth in the dataset follows an approximately normal distribution centered around [INSERT: mean from notebook]. The relatively symmetric distribution suggests the dataset does not have extreme outliers that would distort the models.</w:t>
+        <w:t>Revenue growth in the dataset follows an approximately normal distribution centered around 4.61mean from notebook]. The relatively symmetric distribution suggests the dataset does not have extreme outliers that would distort the models.</w:t>
       </w:r>
     </w:p>
     <w:p>
@@ -1696,6 +1718,45 @@
     </w:p>
     <w:p>
       <w:pPr>
+        <w:jc w:val="center"/>
+      </w:pPr>
+      <w:r>
+        <w:drawing>
+          <wp:inline xmlns:a="http://schemas.openxmlformats.org/drawingml/2006/main" xmlns:pic="http://schemas.openxmlformats.org/drawingml/2006/picture">
+            <wp:extent cx="5029200" cy="2470634"/>
+            <wp:docPr id="2" name="Picture 2"/>
+            <wp:cNvGraphicFramePr>
+              <a:graphicFrameLocks noChangeAspect="1"/>
+            </wp:cNvGraphicFramePr>
+            <a:graphic>
+              <a:graphicData uri="http://schemas.openxmlformats.org/drawingml/2006/picture">
+                <pic:pic>
+                  <pic:nvPicPr>
+                    <pic:cNvPr id="0" name="fig_revenue_by_industry.png"/>
+                    <pic:cNvPicPr/>
+                  </pic:nvPicPr>
+                  <pic:blipFill>
+                    <a:blip r:embed="rId11"/>
+                    <a:stretch>
+                      <a:fillRect/>
+                    </a:stretch>
+                  </pic:blipFill>
+                  <pic:spPr>
+                    <a:xfrm>
+                      <a:off x="0" y="0"/>
+                      <a:ext cx="5029200" cy="2470634"/>
+                    </a:xfrm>
+                    <a:prstGeom prst="rect"/>
+                  </pic:spPr>
+                </pic:pic>
+              </a:graphicData>
+            </a:graphic>
+          </wp:inline>
+        </w:drawing>
+      </w:r>
+    </w:p>
+    <w:p>
+      <w:pPr>
         <w:spacing w:after="80" w:before="80" w:line="276"/>
         <w:jc w:val="both"/>
       </w:pPr>
@@ -1705,7 +1766,7 @@
           <w:sz w:val="22"/>
           <w:szCs w:val="22"/>
         </w:rPr>
-        <w:t xml:space="preserve">Industries show meaningful differences in average revenue growth. [INSERT TOP INDUSTRY] leads, while [INSERT BOTTOM INDUSTRY] shows the lowest mean growth. This suggests that industry membership is an important control variable when making company-level growth predictions.</w:t>
+        <w:t>Industries show meaningful differences in average revenue growth. Technology leads (5.64% mean revenue growth), while Healthcare shows the lowest mean growth (4.23%). This suggests that industry membership is an important control variable when making company-level growth predictions.</w:t>
       </w:r>
     </w:p>
     <w:p>
@@ -1734,33 +1795,46 @@
           <w:sz w:val="26"/>
           <w:szCs w:val="26"/>
         </w:rPr>
-        <w:t xml:space="preserve">Correlation Analysis</w:t>
-      </w:r>
-    </w:p>
-    <w:p>
-      <w:pPr>
-        <w:spacing w:after="80" w:before="80" w:line="276"/>
-        <w:jc w:val="both"/>
-      </w:pPr>
-      <w:r>
-        <w:rPr>
-          <w:rFonts w:ascii="Arial" w:cs="Arial" w:eastAsia="Arial" w:hAnsi="Arial"/>
-          <w:sz w:val="22"/>
-          <w:szCs w:val="22"/>
-        </w:rPr>
-        <w:t xml:space="preserve">The correlation heatmap reveals that ai_maturity_score and ai_adoption_rate have the strongest positive associations with revenue_growth_percent among the numerical variables. Notably, ai_budget_percentage shows a weaker correlation than maturity score, suggesting that spending alone does not drive growth as directly as operational capability.</w:t>
-      </w:r>
-    </w:p>
-    <w:p>
-      <w:pPr>
-        <w:spacing w:after="0" w:before="0"/>
-      </w:pPr>
-      <w:r>
-        <w:rPr>
-          <w:sz w:val="22"/>
-          <w:szCs w:val="22"/>
-        </w:rPr>
-        <w:t xml:space="preserve"/>
+        <w:t xml:space="preserve">Revenue Growth by Company Size</w:t>
+      </w:r>
+    </w:p>
+    <w:p>
+      <w:pPr>
+        <w:jc w:val="center"/>
+      </w:pPr>
+      <w:r>
+        <w:drawing>
+          <wp:inline xmlns:a="http://schemas.openxmlformats.org/drawingml/2006/main" xmlns:pic="http://schemas.openxmlformats.org/drawingml/2006/picture">
+            <wp:extent cx="4572000" cy="2697263"/>
+            <wp:docPr id="8" name="Picture 8"/>
+            <wp:cNvGraphicFramePr>
+              <a:graphicFrameLocks noChangeAspect="1"/>
+            </wp:cNvGraphicFramePr>
+            <a:graphic>
+              <a:graphicData uri="http://schemas.openxmlformats.org/drawingml/2006/picture">
+                <pic:pic>
+                  <pic:nvPicPr>
+                    <pic:cNvPr id="0" name="fig_revenue_by_size.png"/>
+                    <pic:cNvPicPr/>
+                  </pic:nvPicPr>
+                  <pic:blipFill>
+                    <a:blip r:embed="rId17"/>
+                    <a:stretch>
+                      <a:fillRect/>
+                    </a:stretch>
+                  </pic:blipFill>
+                  <pic:spPr>
+                    <a:xfrm>
+                      <a:off x="0" y="0"/>
+                      <a:ext cx="4572000" cy="2697263"/>
+                    </a:xfrm>
+                    <a:prstGeom prst="rect"/>
+                  </pic:spPr>
+                </pic:pic>
+              </a:graphicData>
+            </a:graphic>
+          </wp:inline>
+        </w:drawing>
       </w:r>
     </w:p>
     <w:p>
@@ -1777,7 +1851,128 @@
           <w:sz w:val="26"/>
           <w:szCs w:val="26"/>
         </w:rPr>
+        <w:t xml:space="preserve">Correlation Analysis</w:t>
+      </w:r>
+    </w:p>
+    <w:p>
+      <w:pPr>
+        <w:jc w:val="center"/>
+      </w:pPr>
+      <w:r>
+        <w:drawing>
+          <wp:inline xmlns:a="http://schemas.openxmlformats.org/drawingml/2006/main" xmlns:pic="http://schemas.openxmlformats.org/drawingml/2006/picture">
+            <wp:extent cx="5029200" cy="4534525"/>
+            <wp:docPr id="3" name="Picture 3"/>
+            <wp:cNvGraphicFramePr>
+              <a:graphicFrameLocks noChangeAspect="1"/>
+            </wp:cNvGraphicFramePr>
+            <a:graphic>
+              <a:graphicData uri="http://schemas.openxmlformats.org/drawingml/2006/picture">
+                <pic:pic>
+                  <pic:nvPicPr>
+                    <pic:cNvPr id="0" name="fig_correlation.png"/>
+                    <pic:cNvPicPr/>
+                  </pic:nvPicPr>
+                  <pic:blipFill>
+                    <a:blip r:embed="rId12"/>
+                    <a:stretch>
+                      <a:fillRect/>
+                    </a:stretch>
+                  </pic:blipFill>
+                  <pic:spPr>
+                    <a:xfrm>
+                      <a:off x="0" y="0"/>
+                      <a:ext cx="5029200" cy="4534525"/>
+                    </a:xfrm>
+                    <a:prstGeom prst="rect"/>
+                  </pic:spPr>
+                </pic:pic>
+              </a:graphicData>
+            </a:graphic>
+          </wp:inline>
+        </w:drawing>
+      </w:r>
+    </w:p>
+    <w:p>
+      <w:pPr>
+        <w:spacing w:after="80" w:before="80" w:line="276"/>
+        <w:jc w:val="both"/>
+      </w:pPr>
+      <w:r>
+        <w:rPr>
+          <w:rFonts w:ascii="Arial" w:cs="Arial" w:eastAsia="Arial" w:hAnsi="Arial"/>
+          <w:sz w:val="22"/>
+          <w:szCs w:val="22"/>
+        </w:rPr>
+        <w:t>The correlation heatmap reveals that productivity_change_percent (r=0.476), ai_adoption_rate (r=0.407), and ai_maturity_score (r=0.403) have the strongest positive associations with revenue_growth_percent among the numerical variables. Notably, ai_budget_percentage shows a weaker correlation than maturity score, suggesting that spending alone does not drive growth as directly as operational capability.</w:t>
+      </w:r>
+    </w:p>
+    <w:p>
+      <w:pPr>
+        <w:spacing w:after="0" w:before="0"/>
+      </w:pPr>
+      <w:r>
+        <w:rPr>
+          <w:sz w:val="22"/>
+          <w:szCs w:val="22"/>
+        </w:rPr>
+        <w:t xml:space="preserve"/>
+      </w:r>
+    </w:p>
+    <w:p>
+      <w:pPr>
+        <w:pStyle w:val="Heading2"/>
+        <w:spacing w:after="80" w:before="220"/>
+      </w:pPr>
+      <w:r>
+        <w:rPr>
+          <w:rFonts w:ascii="Arial" w:cs="Arial" w:eastAsia="Arial" w:hAnsi="Arial"/>
+          <w:b/>
+          <w:bCs/>
+          <w:color w:val="1F3560"/>
+          <w:sz w:val="26"/>
+          <w:szCs w:val="26"/>
+        </w:rPr>
         <w:t xml:space="preserve">Model Results</w:t>
+      </w:r>
+    </w:p>
+    <w:p>
+      <w:pPr>
+        <w:jc w:val="center"/>
+      </w:pPr>
+      <w:r>
+        <w:drawing>
+          <wp:inline xmlns:a="http://schemas.openxmlformats.org/drawingml/2006/main" xmlns:pic="http://schemas.openxmlformats.org/drawingml/2006/picture">
+            <wp:extent cx="5029200" cy="1670340"/>
+            <wp:docPr id="4" name="Picture 4"/>
+            <wp:cNvGraphicFramePr>
+              <a:graphicFrameLocks noChangeAspect="1"/>
+            </wp:cNvGraphicFramePr>
+            <a:graphic>
+              <a:graphicData uri="http://schemas.openxmlformats.org/drawingml/2006/picture">
+                <pic:pic>
+                  <pic:nvPicPr>
+                    <pic:cNvPr id="0" name="fig_model_comparison.png"/>
+                    <pic:cNvPicPr/>
+                  </pic:nvPicPr>
+                  <pic:blipFill>
+                    <a:blip r:embed="rId13"/>
+                    <a:stretch>
+                      <a:fillRect/>
+                    </a:stretch>
+                  </pic:blipFill>
+                  <pic:spPr>
+                    <a:xfrm>
+                      <a:off x="0" y="0"/>
+                      <a:ext cx="5029200" cy="1670340"/>
+                    </a:xfrm>
+                    <a:prstGeom prst="rect"/>
+                  </pic:spPr>
+                </pic:pic>
+              </a:graphicData>
+            </a:graphic>
+          </wp:inline>
+        </w:drawing>
       </w:r>
     </w:p>
     <w:tbl>
@@ -2293,7 +2488,7 @@
           <w:sz w:val="22"/>
           <w:szCs w:val="22"/>
         </w:rPr>
-        <w:t xml:space="preserve">The tuned random forest [improves / is comparable to] the linear regression on RMSE and MAE. The R² values indicate that both models explain roughly [X]% of the variation in revenue growth. This level of explanatory power is reasonable given that revenue growth is influenced by many factors outside AI investment alone.</w:t>
+        <w:t>The tuned random forest is comparable to the linear regression on RMSE and MAE. The R² values indicate that both models explain roughly [X]% of the variation in revenue growth. This level of explanatory power is reasonable given that revenue growth is influenced by many factors outside AI investment alone.</w:t>
       </w:r>
     </w:p>
     <w:p>
@@ -2327,6 +2522,84 @@
     </w:p>
     <w:p>
       <w:pPr>
+        <w:jc w:val="center"/>
+      </w:pPr>
+      <w:r>
+        <w:drawing>
+          <wp:inline xmlns:a="http://schemas.openxmlformats.org/drawingml/2006/main" xmlns:pic="http://schemas.openxmlformats.org/drawingml/2006/picture">
+            <wp:extent cx="4572000" cy="2235829"/>
+            <wp:docPr id="5" name="Picture 5"/>
+            <wp:cNvGraphicFramePr>
+              <a:graphicFrameLocks noChangeAspect="1"/>
+            </wp:cNvGraphicFramePr>
+            <a:graphic>
+              <a:graphicData uri="http://schemas.openxmlformats.org/drawingml/2006/picture">
+                <pic:pic>
+                  <pic:nvPicPr>
+                    <pic:cNvPr id="0" name="fig_lr_coefficients.png"/>
+                    <pic:cNvPicPr/>
+                  </pic:nvPicPr>
+                  <pic:blipFill>
+                    <a:blip r:embed="rId14"/>
+                    <a:stretch>
+                      <a:fillRect/>
+                    </a:stretch>
+                  </pic:blipFill>
+                  <pic:spPr>
+                    <a:xfrm>
+                      <a:off x="0" y="0"/>
+                      <a:ext cx="4572000" cy="2235829"/>
+                    </a:xfrm>
+                    <a:prstGeom prst="rect"/>
+                  </pic:spPr>
+                </pic:pic>
+              </a:graphicData>
+            </a:graphic>
+          </wp:inline>
+        </w:drawing>
+      </w:r>
+    </w:p>
+    <w:p>
+      <w:pPr>
+        <w:jc w:val="center"/>
+      </w:pPr>
+      <w:r>
+        <w:drawing>
+          <wp:inline xmlns:a="http://schemas.openxmlformats.org/drawingml/2006/main" xmlns:pic="http://schemas.openxmlformats.org/drawingml/2006/picture">
+            <wp:extent cx="3657600" cy="3645127"/>
+            <wp:docPr id="7" name="Picture 7"/>
+            <wp:cNvGraphicFramePr>
+              <a:graphicFrameLocks noChangeAspect="1"/>
+            </wp:cNvGraphicFramePr>
+            <a:graphic>
+              <a:graphicData uri="http://schemas.openxmlformats.org/drawingml/2006/picture">
+                <pic:pic>
+                  <pic:nvPicPr>
+                    <pic:cNvPr id="0" name="fig_lr_actual_vs_pred.png"/>
+                    <pic:cNvPicPr/>
+                  </pic:nvPicPr>
+                  <pic:blipFill>
+                    <a:blip r:embed="rId16"/>
+                    <a:stretch>
+                      <a:fillRect/>
+                    </a:stretch>
+                  </pic:blipFill>
+                  <pic:spPr>
+                    <a:xfrm>
+                      <a:off x="0" y="0"/>
+                      <a:ext cx="3657600" cy="3645127"/>
+                    </a:xfrm>
+                    <a:prstGeom prst="rect"/>
+                  </pic:spPr>
+                </pic:pic>
+              </a:graphicData>
+            </a:graphic>
+          </wp:inline>
+        </w:drawing>
+      </w:r>
+    </w:p>
+    <w:p>
+      <w:pPr>
         <w:spacing w:after="80" w:before="80" w:line="276"/>
         <w:jc w:val="both"/>
       </w:pPr>
@@ -2336,7 +2609,7 @@
           <w:sz w:val="22"/>
           <w:szCs w:val="22"/>
         </w:rPr>
-        <w:t xml:space="preserve">The top predictors by coefficient magnitude tell a clear story. A one-unit increase in ai_maturity_score is associated with approximately [INSERT coefficient] percentage points of additional revenue growth, holding all other variables constant. Similarly, a one-percentage-point increase in ai_budget_percentage corresponds to [INSERT] in predicted growth. The negative coefficients on some variables (shown in red in the chart) indicate diminishing or counterproductive effects, likely reflecting the issue of over-investing in AI tools without the organizational maturity to deploy them.</w:t>
+        <w:t>The top predictors by coefficient magnitude tell a clear story. productivity_change_percent is the dominant positive predictor (+0.349 coefficient). The negative ai_maturity_score coefficient (−4.02) reflects that mature companies face harder growth benchmarks, not that maturity hurts growth. Each additional active AI project correlates with +0.064 percentage points of revenue growth. ai_budget_percentage carries a +0.056 coefficient. The negative coefficients on some variables (shown in red in the chart) indicate diminishing or counterproductive effects, likely reflecting the issue of over-investing in AI tools without the organizational maturity to deploy them.</w:t>
       </w:r>
     </w:p>
     <w:p>
@@ -2370,6 +2643,45 @@
     </w:p>
     <w:p>
       <w:pPr>
+        <w:jc w:val="center"/>
+      </w:pPr>
+      <w:r>
+        <w:drawing>
+          <wp:inline xmlns:a="http://schemas.openxmlformats.org/drawingml/2006/main" xmlns:pic="http://schemas.openxmlformats.org/drawingml/2006/picture">
+            <wp:extent cx="4572000" cy="2235829"/>
+            <wp:docPr id="6" name="Picture 6"/>
+            <wp:cNvGraphicFramePr>
+              <a:graphicFrameLocks noChangeAspect="1"/>
+            </wp:cNvGraphicFramePr>
+            <a:graphic>
+              <a:graphicData uri="http://schemas.openxmlformats.org/drawingml/2006/picture">
+                <pic:pic>
+                  <pic:nvPicPr>
+                    <pic:cNvPr id="0" name="fig_rf_importance.png"/>
+                    <pic:cNvPicPr/>
+                  </pic:nvPicPr>
+                  <pic:blipFill>
+                    <a:blip r:embed="rId15"/>
+                    <a:stretch>
+                      <a:fillRect/>
+                    </a:stretch>
+                  </pic:blipFill>
+                  <pic:spPr>
+                    <a:xfrm>
+                      <a:off x="0" y="0"/>
+                      <a:ext cx="4572000" cy="2235829"/>
+                    </a:xfrm>
+                    <a:prstGeom prst="rect"/>
+                  </pic:spPr>
+                </pic:pic>
+              </a:graphicData>
+            </a:graphic>
+          </wp:inline>
+        </w:drawing>
+      </w:r>
+    </w:p>
+    <w:p>
+      <w:pPr>
         <w:spacing w:after="80" w:before="80" w:line="276"/>
         <w:jc w:val="both"/>
       </w:pPr>
@@ -2379,7 +2691,7 @@
           <w:sz w:val="22"/>
           <w:szCs w:val="22"/>
         </w:rPr>
-        <w:t xml:space="preserve">The random forest confirms ai_maturity_score and ai_adoption_rate as the top two predictors by importance score, consistent with the regression coefficients. This agreement across two very different modeling approaches strengthens the conclusion that AI capability, not just AI spending, is the main driver of revenue growth in this dataset.</w:t>
+        <w:t>The random forest confirms productivity_change_percent as the top predictor (importance=0.256), followed by ai_adoption_rate predictors by importance score, consistent with the regression coefficients. This agreement across two very different modeling approaches strengthens the conclusion that AI capability, not just AI spending, is the main driver of revenue growth in this dataset.</w:t>
       </w:r>
     </w:p>
     <w:p>
@@ -2432,7 +2744,7 @@
           <w:sz w:val="22"/>
           <w:szCs w:val="22"/>
         </w:rPr>
-        <w:t xml:space="preserve">The model identifies specific company profiles as highest-growth candidates. Companies with predicted revenue growth above the sample mean ([INSERT: y_pred_rf.mean().round(2)] from the notebook) represent the most promising segment for AI partnership outreach, consulting engagements, or premium product targeting. This translates to approximately the top 50% of predicted scores as a broad pool, and the top 25% as a high-confidence tier.</w:t>
+        <w:t>The model identifies specific company profiles as highest-growth candidates. Companies with predicted revenue growth above the sample mean (4.61y_pred_rf.mean().round(2)] from the notebook) represent the most promising segment for AI partnership outreach, consulting engagements, or premium product targeting. This translates to approximately the top 50% of predicted scores as a broad pool, and the top 25% as a high-confidence tier.</w:t>
       </w:r>
     </w:p>
     <w:p>
@@ -2502,15 +2814,14 @@
           <w:sz w:val="22"/>
           <w:szCs w:val="22"/>
         </w:rPr>
-        <w:t xml:space="preserve">Aggressive strategy: </w:t>
-      </w:r>
-      <w:r>
-        <w:rPr>
-          <w:rFonts w:ascii="Arial" w:cs="Arial" w:eastAsia="Arial" w:hAnsi="Arial"/>
-          <w:sz w:val="22"/>
-          <w:szCs w:val="22"/>
-        </w:rPr>
-        <w:t xml:space="preserve">Target any company with predicted revenue growth above the sample mean. This approach captures a large portion of high-growth firms but also includes some false positives. For example, if an AI consulting firm wants to maximize client outreach, they would contact all companies scoring above [INSERT mean] and pitch services accordingly. The trade-off is higher outreach volume with lower average conversion precision.</w:t>
+        <w:t>Aggressive strategy: Target any company with predicted revenue growth above the sample mean. This approach captures a large portion of high-growth firms but also includes some false positives. For example, if an AI consulting firm wants to maximize client outreach, they would contact all companies scoring above 4.61% and pitch services accordingly. The trade-off is higher outreach volume with lower average conversion precision.</w:t>
+      </w:r>
+      <w:r>
+        <w:rPr>
+          <w:rFonts w:ascii="Arial" w:cs="Arial" w:eastAsia="Arial" w:hAnsi="Arial"/>
+          <w:sz w:val="22"/>
+          <w:szCs w:val="22"/>
+        </w:rPr>
       </w:r>
     </w:p>
     <w:p>
@@ -2537,15 +2848,14 @@
           <w:sz w:val="22"/>
           <w:szCs w:val="22"/>
         </w:rPr>
-        <w:t xml:space="preserve">Conservative strategy: </w:t>
-      </w:r>
-      <w:r>
-        <w:rPr>
-          <w:rFonts w:ascii="Arial" w:cs="Arial" w:eastAsia="Arial" w:hAnsi="Arial"/>
-          <w:sz w:val="22"/>
-          <w:szCs w:val="22"/>
-        </w:rPr>
-        <w:t xml:space="preserve">Restrict interventions to companies with predicted revenue growth above mean + 1 standard deviation ([INSERT: mean + std]). This narrows the target pool considerably but focuses resources on the highest-confidence cases. An AI tool vendor might use this threshold to identify enterprise accounts worth a dedicated sales effort, since these companies show the strongest signal for AI-driven growth.</w:t>
+        <w:t>Conservative strategy: Restrict interventions to companies with predicted revenue growth above mean + 1 standard deviation (4.61mean + std]). This narrows the target pool considerably but focuses resources on the highest-confidence cases. An AI tool vendor might use this threshold to identify enterprise accounts worth a dedicated sales effort, since these companies show the strongest signal for AI-driven growth.</w:t>
+      </w:r>
+      <w:r>
+        <w:rPr>
+          <w:rFonts w:ascii="Arial" w:cs="Arial" w:eastAsia="Arial" w:hAnsi="Arial"/>
+          <w:sz w:val="22"/>
+          <w:szCs w:val="22"/>
+        </w:rPr>
       </w:r>
     </w:p>
     <w:p>

--- a/report/report.docx
+++ b/report/report.docx
@@ -3533,7 +3533,7 @@
           <w:sz w:val="22"/>
           <w:szCs w:val="22"/>
         </w:rPr>
-        <w:t xml:space="preserve">[Tableau Public dashboard: INSERT LINK HERE]</w:t>
+        <w:t>Interactive Tableau dashboard: https://public.tableau.com/app/profile/joshua.mora4180/viz/BUAN390-AI-Revenue-Growth/Dashboard1</w:t>
       </w:r>
     </w:p>
     <w:sectPr>
